--- a/lessons/3-6-group1/homework.docx
+++ b/lessons/3-6-group1/homework.docx
@@ -80,7 +80,7 @@
         <w:spacing w:after="60" w:before="0"/>
       </w:pPr>
       <w:r>
-        <w:t xml:space="preserve">Content: With my small group, I can use ratio reasoning to solve problems with proportions and scaling — one step at a time, with support.</w:t>
+        <w:t xml:space="preserve">Content: With my small group, I can use ratio reasoning to convert between units within the same measurement system — one step at a time, with support.</w:t>
       </w:r>
     </w:p>
     <w:p>
@@ -161,10 +161,10 @@
           <w:b/>
           <w:bCs/>
         </w:rPr>
-        <w:t xml:space="preserve">Ratio Reasoning (Razonamiento con razones)</w:t>
-      </w:r>
-      <w:r>
-        <w:t xml:space="preserve"> — Use equivalent ratios, tables, graphs, or unit rates to solve a problem.</w:t>
+        <w:t xml:space="preserve">Convert Measurements within the Same System (Convertir medidas dentro del mismo sistema)</w:t>
+      </w:r>
+      <w:r>
+        <w:t xml:space="preserve"> — Rewriting a measurement in a different unit of the SAME system, such as feet into inches or liters into milliliters.</w:t>
       </w:r>
     </w:p>
     <w:p>
@@ -224,10 +224,73 @@
           <w:b/>
           <w:bCs/>
         </w:rPr>
-        <w:t xml:space="preserve">Proportion (Proporción)</w:t>
-      </w:r>
-      <w:r>
-        <w:t xml:space="preserve"> — A math sentence saying two ratios are equal.</w:t>
+        <w:t xml:space="preserve">Conversion factor (Factor de conversión)</w:t>
+      </w:r>
+      <w:r>
+        <w:t xml:space="preserve"> — The ratio that links two units in the same measurement system, such as 12 inches to 1 foot. Within one system it is exact.</w:t>
+      </w:r>
+    </w:p>
+    <w:p>
+      <w:pPr>
+        <w:keepNext/>
+        <w:spacing w:after="20" w:before="80"/>
+        <w:jc w:val="center"/>
+      </w:pPr>
+      <w:r>
+        <w:drawing>
+          <wp:inline distT="0" distB="0" distL="0" distR="0">
+            <wp:extent cx="1047750" cy="790575"/>
+            <wp:effectExtent t="0" r="0" b="0" l="0"/>
+            <wp:docPr id="1" name="" descr="" title=""/>
+            <wp:cNvGraphicFramePr>
+              <a:graphicFrameLocks xmlns:a="http://schemas.openxmlformats.org/drawingml/2006/main" noChangeAspect="1"/>
+            </wp:cNvGraphicFramePr>
+            <a:graphic xmlns:a="http://schemas.openxmlformats.org/drawingml/2006/main">
+              <a:graphicData uri="http://schemas.openxmlformats.org/drawingml/2006/picture">
+                <pic:pic xmlns:pic="http://schemas.openxmlformats.org/drawingml/2006/picture">
+                  <pic:nvPicPr>
+                    <pic:cNvPr id="0" name="" descr=""/>
+                    <pic:cNvPicPr>
+                      <a:picLocks noChangeAspect="1" noChangeArrowheads="1"/>
+                    </pic:cNvPicPr>
+                  </pic:nvPicPr>
+                  <pic:blipFill>
+                    <a:blip r:embed="rId7" cstate="none"/>
+                    <a:srcRect/>
+                    <a:stretch>
+                      <a:fillRect/>
+                    </a:stretch>
+                  </pic:blipFill>
+                  <pic:spPr bwMode="auto">
+                    <a:xfrm>
+                      <a:off x="0" y="0"/>
+                      <a:ext cx="1047750" cy="790575"/>
+                    </a:xfrm>
+                    <a:prstGeom prst="rect">
+                      <a:avLst/>
+                    </a:prstGeom>
+                  </pic:spPr>
+                </pic:pic>
+              </a:graphicData>
+            </a:graphic>
+          </wp:inline>
+        </w:drawing>
+      </w:r>
+    </w:p>
+    <w:p>
+      <w:pPr>
+        <w:keepNext/>
+        <w:spacing w:after="120"/>
+      </w:pPr>
+      <w:r>
+        <w:rPr>
+          <w:b/>
+          <w:bCs/>
+        </w:rPr>
+        <w:t xml:space="preserve">Unit ratio (Razón unitaria)</w:t>
+      </w:r>
+      <w:r>
+        <w:t xml:space="preserve"> — A ratio that compares an amount to exactly 1 unit of another quantity, like 12 inches to 1 foot.</w:t>
       </w:r>
     </w:p>
     <w:p>
@@ -287,10 +350,73 @@
           <w:b/>
           <w:bCs/>
         </w:rPr>
-        <w:t xml:space="preserve">Cross-multiply (Multiplicación cruzada)</w:t>
-      </w:r>
-      <w:r>
-        <w:t xml:space="preserve"> — Multiplying across two ratios to check if they are equal.</w:t>
+        <w:t xml:space="preserve">Convert (Convertir)</w:t>
+      </w:r>
+      <w:r>
+        <w:t xml:space="preserve"> — To change a measurement from one unit to another without changing how much it is.</w:t>
+      </w:r>
+    </w:p>
+    <w:p>
+      <w:pPr>
+        <w:keepNext/>
+        <w:spacing w:after="20" w:before="80"/>
+        <w:jc w:val="center"/>
+      </w:pPr>
+      <w:r>
+        <w:drawing>
+          <wp:inline distT="0" distB="0" distL="0" distR="0">
+            <wp:extent cx="1047750" cy="790575"/>
+            <wp:effectExtent t="0" r="0" b="0" l="0"/>
+            <wp:docPr id="1" name="" descr="" title=""/>
+            <wp:cNvGraphicFramePr>
+              <a:graphicFrameLocks xmlns:a="http://schemas.openxmlformats.org/drawingml/2006/main" noChangeAspect="1"/>
+            </wp:cNvGraphicFramePr>
+            <a:graphic xmlns:a="http://schemas.openxmlformats.org/drawingml/2006/main">
+              <a:graphicData uri="http://schemas.openxmlformats.org/drawingml/2006/picture">
+                <pic:pic xmlns:pic="http://schemas.openxmlformats.org/drawingml/2006/picture">
+                  <pic:nvPicPr>
+                    <pic:cNvPr id="0" name="" descr=""/>
+                    <pic:cNvPicPr>
+                      <a:picLocks noChangeAspect="1" noChangeArrowheads="1"/>
+                    </pic:cNvPicPr>
+                  </pic:nvPicPr>
+                  <pic:blipFill>
+                    <a:blip r:embed="rId7" cstate="none"/>
+                    <a:srcRect/>
+                    <a:stretch>
+                      <a:fillRect/>
+                    </a:stretch>
+                  </pic:blipFill>
+                  <pic:spPr bwMode="auto">
+                    <a:xfrm>
+                      <a:off x="0" y="0"/>
+                      <a:ext cx="1047750" cy="790575"/>
+                    </a:xfrm>
+                    <a:prstGeom prst="rect">
+                      <a:avLst/>
+                    </a:prstGeom>
+                  </pic:spPr>
+                </pic:pic>
+              </a:graphicData>
+            </a:graphic>
+          </wp:inline>
+        </w:drawing>
+      </w:r>
+    </w:p>
+    <w:p>
+      <w:pPr>
+        <w:keepNext/>
+        <w:spacing w:after="120"/>
+      </w:pPr>
+      <w:r>
+        <w:rPr>
+          <w:b/>
+          <w:bCs/>
+        </w:rPr>
+        <w:t xml:space="preserve">Measurement system (Sistema de medidas)</w:t>
+      </w:r>
+      <w:r>
+        <w:t xml:space="preserve"> — A family of units that go together — customary units like inches and feet, or metric units like milliliters and liters.</w:t>
       </w:r>
     </w:p>
     <w:p>
@@ -350,10 +476,10 @@
           <w:b/>
           <w:bCs/>
         </w:rPr>
-        <w:t xml:space="preserve">Scale (Escalar)</w:t>
-      </w:r>
-      <w:r>
-        <w:t xml:space="preserve"> — To multiply or divide both parts of a ratio by the same number.</w:t>
+        <w:t xml:space="preserve">Double number line (Recta numérica doble)</w:t>
+      </w:r>
+      <w:r>
+        <w:t xml:space="preserve"> — Two number lines lined up so matching tick marks show two units for the same amount.</w:t>
       </w:r>
     </w:p>
     <w:p>
@@ -413,10 +539,10 @@
           <w:b/>
           <w:bCs/>
         </w:rPr>
-        <w:t xml:space="preserve">Equivalent (Equivalente)</w:t>
-      </w:r>
-      <w:r>
-        <w:t xml:space="preserve"> — Having the same value.</w:t>
+        <w:t xml:space="preserve">Ratio table (Tabla de razones)</w:t>
+      </w:r>
+      <w:r>
+        <w:t xml:space="preserve"> — A table of equal ratios that lets you scale a conversion up or down one row at a time.</w:t>
       </w:r>
     </w:p>
     <w:p>
@@ -476,10 +602,10 @@
           <w:b/>
           <w:bCs/>
         </w:rPr>
-        <w:t xml:space="preserve">Unit rate (Tasa unitaria)</w:t>
-      </w:r>
-      <w:r>
-        <w:t xml:space="preserve"> — A rate for just 1 of something. You find it by dividing.</w:t>
+        <w:t xml:space="preserve">Ratio Reasoning (Razonamiento con razones)</w:t>
+      </w:r>
+      <w:r>
+        <w:t xml:space="preserve"> — Use equivalent ratios, tables, graphs, or unit rates to solve a problem.</w:t>
       </w:r>
     </w:p>
     <w:p>
@@ -539,10 +665,262 @@
           <w:b/>
           <w:bCs/>
         </w:rPr>
-        <w:t xml:space="preserve">Ratio table (Tabla de razones)</w:t>
-      </w:r>
-      <w:r>
-        <w:t xml:space="preserve"> — A table of equal ratios that shows a pattern.</w:t>
+        <w:t xml:space="preserve">Proportion (Proporción)</w:t>
+      </w:r>
+      <w:r>
+        <w:t xml:space="preserve"> — A math sentence saying two ratios are equal.</w:t>
+      </w:r>
+    </w:p>
+    <w:p>
+      <w:pPr>
+        <w:keepNext/>
+        <w:spacing w:after="20" w:before="80"/>
+        <w:jc w:val="center"/>
+      </w:pPr>
+      <w:r>
+        <w:drawing>
+          <wp:inline distT="0" distB="0" distL="0" distR="0">
+            <wp:extent cx="1047750" cy="790575"/>
+            <wp:effectExtent t="0" r="0" b="0" l="0"/>
+            <wp:docPr id="1" name="" descr="" title=""/>
+            <wp:cNvGraphicFramePr>
+              <a:graphicFrameLocks xmlns:a="http://schemas.openxmlformats.org/drawingml/2006/main" noChangeAspect="1"/>
+            </wp:cNvGraphicFramePr>
+            <a:graphic xmlns:a="http://schemas.openxmlformats.org/drawingml/2006/main">
+              <a:graphicData uri="http://schemas.openxmlformats.org/drawingml/2006/picture">
+                <pic:pic xmlns:pic="http://schemas.openxmlformats.org/drawingml/2006/picture">
+                  <pic:nvPicPr>
+                    <pic:cNvPr id="0" name="" descr=""/>
+                    <pic:cNvPicPr>
+                      <a:picLocks noChangeAspect="1" noChangeArrowheads="1"/>
+                    </pic:cNvPicPr>
+                  </pic:nvPicPr>
+                  <pic:blipFill>
+                    <a:blip r:embed="rId12" cstate="none"/>
+                    <a:srcRect/>
+                    <a:stretch>
+                      <a:fillRect/>
+                    </a:stretch>
+                  </pic:blipFill>
+                  <pic:spPr bwMode="auto">
+                    <a:xfrm>
+                      <a:off x="0" y="0"/>
+                      <a:ext cx="1047750" cy="790575"/>
+                    </a:xfrm>
+                    <a:prstGeom prst="rect">
+                      <a:avLst/>
+                    </a:prstGeom>
+                  </pic:spPr>
+                </pic:pic>
+              </a:graphicData>
+            </a:graphic>
+          </wp:inline>
+        </w:drawing>
+      </w:r>
+    </w:p>
+    <w:p>
+      <w:pPr>
+        <w:keepNext/>
+        <w:spacing w:after="120"/>
+      </w:pPr>
+      <w:r>
+        <w:rPr>
+          <w:b/>
+          <w:bCs/>
+        </w:rPr>
+        <w:t xml:space="preserve">Cross-multiply (Multiplicación cruzada)</w:t>
+      </w:r>
+      <w:r>
+        <w:t xml:space="preserve"> — Multiplying across two ratios to check if they are equal.</w:t>
+      </w:r>
+    </w:p>
+    <w:p>
+      <w:pPr>
+        <w:keepNext/>
+        <w:spacing w:after="20" w:before="80"/>
+        <w:jc w:val="center"/>
+      </w:pPr>
+      <w:r>
+        <w:drawing>
+          <wp:inline distT="0" distB="0" distL="0" distR="0">
+            <wp:extent cx="1047750" cy="790575"/>
+            <wp:effectExtent t="0" r="0" b="0" l="0"/>
+            <wp:docPr id="1" name="" descr="" title=""/>
+            <wp:cNvGraphicFramePr>
+              <a:graphicFrameLocks xmlns:a="http://schemas.openxmlformats.org/drawingml/2006/main" noChangeAspect="1"/>
+            </wp:cNvGraphicFramePr>
+            <a:graphic xmlns:a="http://schemas.openxmlformats.org/drawingml/2006/main">
+              <a:graphicData uri="http://schemas.openxmlformats.org/drawingml/2006/picture">
+                <pic:pic xmlns:pic="http://schemas.openxmlformats.org/drawingml/2006/picture">
+                  <pic:nvPicPr>
+                    <pic:cNvPr id="0" name="" descr=""/>
+                    <pic:cNvPicPr>
+                      <a:picLocks noChangeAspect="1" noChangeArrowheads="1"/>
+                    </pic:cNvPicPr>
+                  </pic:nvPicPr>
+                  <pic:blipFill>
+                    <a:blip r:embed="rId13" cstate="none"/>
+                    <a:srcRect/>
+                    <a:stretch>
+                      <a:fillRect/>
+                    </a:stretch>
+                  </pic:blipFill>
+                  <pic:spPr bwMode="auto">
+                    <a:xfrm>
+                      <a:off x="0" y="0"/>
+                      <a:ext cx="1047750" cy="790575"/>
+                    </a:xfrm>
+                    <a:prstGeom prst="rect">
+                      <a:avLst/>
+                    </a:prstGeom>
+                  </pic:spPr>
+                </pic:pic>
+              </a:graphicData>
+            </a:graphic>
+          </wp:inline>
+        </w:drawing>
+      </w:r>
+    </w:p>
+    <w:p>
+      <w:pPr>
+        <w:keepNext/>
+        <w:spacing w:after="120"/>
+      </w:pPr>
+      <w:r>
+        <w:rPr>
+          <w:b/>
+          <w:bCs/>
+        </w:rPr>
+        <w:t xml:space="preserve">Scale (Escalar)</w:t>
+      </w:r>
+      <w:r>
+        <w:t xml:space="preserve"> — To multiply or divide both parts of a ratio by the same number.</w:t>
+      </w:r>
+    </w:p>
+    <w:p>
+      <w:pPr>
+        <w:keepNext/>
+        <w:spacing w:after="20" w:before="80"/>
+        <w:jc w:val="center"/>
+      </w:pPr>
+      <w:r>
+        <w:drawing>
+          <wp:inline distT="0" distB="0" distL="0" distR="0">
+            <wp:extent cx="1047750" cy="790575"/>
+            <wp:effectExtent t="0" r="0" b="0" l="0"/>
+            <wp:docPr id="1" name="" descr="" title=""/>
+            <wp:cNvGraphicFramePr>
+              <a:graphicFrameLocks xmlns:a="http://schemas.openxmlformats.org/drawingml/2006/main" noChangeAspect="1"/>
+            </wp:cNvGraphicFramePr>
+            <a:graphic xmlns:a="http://schemas.openxmlformats.org/drawingml/2006/main">
+              <a:graphicData uri="http://schemas.openxmlformats.org/drawingml/2006/picture">
+                <pic:pic xmlns:pic="http://schemas.openxmlformats.org/drawingml/2006/picture">
+                  <pic:nvPicPr>
+                    <pic:cNvPr id="0" name="" descr=""/>
+                    <pic:cNvPicPr>
+                      <a:picLocks noChangeAspect="1" noChangeArrowheads="1"/>
+                    </pic:cNvPicPr>
+                  </pic:nvPicPr>
+                  <pic:blipFill>
+                    <a:blip r:embed="rId14" cstate="none"/>
+                    <a:srcRect/>
+                    <a:stretch>
+                      <a:fillRect/>
+                    </a:stretch>
+                  </pic:blipFill>
+                  <pic:spPr bwMode="auto">
+                    <a:xfrm>
+                      <a:off x="0" y="0"/>
+                      <a:ext cx="1047750" cy="790575"/>
+                    </a:xfrm>
+                    <a:prstGeom prst="rect">
+                      <a:avLst/>
+                    </a:prstGeom>
+                  </pic:spPr>
+                </pic:pic>
+              </a:graphicData>
+            </a:graphic>
+          </wp:inline>
+        </w:drawing>
+      </w:r>
+    </w:p>
+    <w:p>
+      <w:pPr>
+        <w:keepNext/>
+        <w:spacing w:after="120"/>
+      </w:pPr>
+      <w:r>
+        <w:rPr>
+          <w:b/>
+          <w:bCs/>
+        </w:rPr>
+        <w:t xml:space="preserve">Equivalent (Equivalente)</w:t>
+      </w:r>
+      <w:r>
+        <w:t xml:space="preserve"> — Having the same value.</w:t>
+      </w:r>
+    </w:p>
+    <w:p>
+      <w:pPr>
+        <w:keepNext/>
+        <w:spacing w:after="20" w:before="80"/>
+        <w:jc w:val="center"/>
+      </w:pPr>
+      <w:r>
+        <w:drawing>
+          <wp:inline distT="0" distB="0" distL="0" distR="0">
+            <wp:extent cx="1047750" cy="790575"/>
+            <wp:effectExtent t="0" r="0" b="0" l="0"/>
+            <wp:docPr id="1" name="" descr="" title=""/>
+            <wp:cNvGraphicFramePr>
+              <a:graphicFrameLocks xmlns:a="http://schemas.openxmlformats.org/drawingml/2006/main" noChangeAspect="1"/>
+            </wp:cNvGraphicFramePr>
+            <a:graphic xmlns:a="http://schemas.openxmlformats.org/drawingml/2006/main">
+              <a:graphicData uri="http://schemas.openxmlformats.org/drawingml/2006/picture">
+                <pic:pic xmlns:pic="http://schemas.openxmlformats.org/drawingml/2006/picture">
+                  <pic:nvPicPr>
+                    <pic:cNvPr id="0" name="" descr=""/>
+                    <pic:cNvPicPr>
+                      <a:picLocks noChangeAspect="1" noChangeArrowheads="1"/>
+                    </pic:cNvPicPr>
+                  </pic:nvPicPr>
+                  <pic:blipFill>
+                    <a:blip r:embed="rId15" cstate="none"/>
+                    <a:srcRect/>
+                    <a:stretch>
+                      <a:fillRect/>
+                    </a:stretch>
+                  </pic:blipFill>
+                  <pic:spPr bwMode="auto">
+                    <a:xfrm>
+                      <a:off x="0" y="0"/>
+                      <a:ext cx="1047750" cy="790575"/>
+                    </a:xfrm>
+                    <a:prstGeom prst="rect">
+                      <a:avLst/>
+                    </a:prstGeom>
+                  </pic:spPr>
+                </pic:pic>
+              </a:graphicData>
+            </a:graphic>
+          </wp:inline>
+        </w:drawing>
+      </w:r>
+    </w:p>
+    <w:p>
+      <w:pPr>
+        <w:keepNext/>
+        <w:spacing w:after="120"/>
+      </w:pPr>
+      <w:r>
+        <w:rPr>
+          <w:b/>
+          <w:bCs/>
+        </w:rPr>
+        <w:t xml:space="preserve">Unit rate (Tasa unitaria)</w:t>
+      </w:r>
+      <w:r>
+        <w:t xml:space="preserve"> — A rate for just 1 of something. You find it by dividing.</w:t>
       </w:r>
     </w:p>
     <w:p>
@@ -579,39 +957,39 @@
           <w:b/>
           <w:bCs/>
         </w:rPr>
-        <w:t xml:space="preserve">1. A recipe uses 4 cups of broth for every 10 servings. How many cups of broth are needed for 30 servings?</w:t>
-      </w:r>
-    </w:p>
-    <w:p>
-      <w:pPr>
-        <w:spacing w:after="40" w:before="0"/>
-      </w:pPr>
-      <w:r>
-        <w:t xml:space="preserve">     A. 12</w:t>
-      </w:r>
-    </w:p>
-    <w:p>
-      <w:pPr>
-        <w:spacing w:after="40" w:before="0"/>
-      </w:pPr>
-      <w:r>
-        <w:t xml:space="preserve">     B. 8</w:t>
-      </w:r>
-    </w:p>
-    <w:p>
-      <w:pPr>
-        <w:spacing w:after="40" w:before="0"/>
-      </w:pPr>
-      <w:r>
-        <w:t xml:space="preserve">     C. 14</w:t>
-      </w:r>
-    </w:p>
-    <w:p>
-      <w:pPr>
-        <w:spacing w:after="40" w:before="0"/>
-      </w:pPr>
-      <w:r>
-        <w:t xml:space="preserve">     D. 40</w:t>
+        <w:t xml:space="preserve">1. There are 12 inches in 1 foot. How many inches are in 5 feet?</w:t>
+      </w:r>
+    </w:p>
+    <w:p>
+      <w:pPr>
+        <w:spacing w:after="40" w:before="0"/>
+      </w:pPr>
+      <w:r>
+        <w:t xml:space="preserve">     A. 60 inches</w:t>
+      </w:r>
+    </w:p>
+    <w:p>
+      <w:pPr>
+        <w:spacing w:after="40" w:before="0"/>
+      </w:pPr>
+      <w:r>
+        <w:t xml:space="preserve">     B. 17 inches</w:t>
+      </w:r>
+    </w:p>
+    <w:p>
+      <w:pPr>
+        <w:spacing w:after="40" w:before="0"/>
+      </w:pPr>
+      <w:r>
+        <w:t xml:space="preserve">     C. 7 inches</w:t>
+      </w:r>
+    </w:p>
+    <w:p>
+      <w:pPr>
+        <w:spacing w:after="40" w:before="0"/>
+      </w:pPr>
+      <w:r>
+        <w:t xml:space="preserve">     D. 50 inches</w:t>
       </w:r>
     </w:p>
     <w:p>
@@ -634,39 +1012,39 @@
           <w:b/>
           <w:bCs/>
         </w:rPr>
-        <w:t xml:space="preserve">2. Are the ratios 6:9 and 2:3 equivalent?</w:t>
-      </w:r>
-    </w:p>
-    <w:p>
-      <w:pPr>
-        <w:spacing w:after="40" w:before="0"/>
-      </w:pPr>
-      <w:r>
-        <w:t xml:space="preserve">     A. Yes, both simplify to 2:3</w:t>
-      </w:r>
-    </w:p>
-    <w:p>
-      <w:pPr>
-        <w:spacing w:after="40" w:before="0"/>
-      </w:pPr>
-      <w:r>
-        <w:t xml:space="preserve">     B. No, 6 ≠ 2</w:t>
-      </w:r>
-    </w:p>
-    <w:p>
-      <w:pPr>
-        <w:spacing w:after="40" w:before="0"/>
-      </w:pPr>
-      <w:r>
-        <w:t xml:space="preserve">     C. Yes, because 6 + 9 = 15</w:t>
-      </w:r>
-    </w:p>
-    <w:p>
-      <w:pPr>
-        <w:spacing w:after="40" w:before="0"/>
-      </w:pPr>
-      <w:r>
-        <w:t xml:space="preserve">     D. No, because 9 - 6 ≠ 3 - 2</w:t>
+        <w:t xml:space="preserve">2. There are 1,000 milliliters in 1 liter. How many milliliters are in 3 liters?</w:t>
+      </w:r>
+    </w:p>
+    <w:p>
+      <w:pPr>
+        <w:spacing w:after="40" w:before="0"/>
+      </w:pPr>
+      <w:r>
+        <w:t xml:space="preserve">     A. 3,000 mL</w:t>
+      </w:r>
+    </w:p>
+    <w:p>
+      <w:pPr>
+        <w:spacing w:after="40" w:before="0"/>
+      </w:pPr>
+      <w:r>
+        <w:t xml:space="preserve">     B. 1,003 mL</w:t>
+      </w:r>
+    </w:p>
+    <w:p>
+      <w:pPr>
+        <w:spacing w:after="40" w:before="0"/>
+      </w:pPr>
+      <w:r>
+        <w:t xml:space="preserve">     C. 300 mL</w:t>
+      </w:r>
+    </w:p>
+    <w:p>
+      <w:pPr>
+        <w:spacing w:after="40" w:before="0"/>
+      </w:pPr>
+      <w:r>
+        <w:t xml:space="preserve">     D. 30 mL</w:t>
       </w:r>
     </w:p>
     <w:p>
@@ -689,39 +1067,39 @@
           <w:b/>
           <w:bCs/>
         </w:rPr>
-        <w:t xml:space="preserve">3. Chef Reyes's pasta dough uses 2 eggs for every 3 cups of flour. For a banquet, the kitchen mixes 9 cups of flour. How many eggs are needed to keep the same ratio?</w:t>
-      </w:r>
-    </w:p>
-    <w:p>
-      <w:pPr>
-        <w:spacing w:after="40" w:before="0"/>
-      </w:pPr>
-      <w:r>
-        <w:t xml:space="preserve">     A. 6 eggs</w:t>
-      </w:r>
-    </w:p>
-    <w:p>
-      <w:pPr>
-        <w:spacing w:after="40" w:before="0"/>
-      </w:pPr>
-      <w:r>
-        <w:t xml:space="preserve">     B. 5 eggs</w:t>
-      </w:r>
-    </w:p>
-    <w:p>
-      <w:pPr>
-        <w:spacing w:after="40" w:before="0"/>
-      </w:pPr>
-      <w:r>
-        <w:t xml:space="preserve">     C. 8 eggs</w:t>
-      </w:r>
-    </w:p>
-    <w:p>
-      <w:pPr>
-        <w:spacing w:after="40" w:before="0"/>
-      </w:pPr>
-      <w:r>
-        <w:t xml:space="preserve">     D. 4 eggs</w:t>
+        <w:t xml:space="preserve">3. How many inches are in 2 feet?</w:t>
+      </w:r>
+    </w:p>
+    <w:p>
+      <w:pPr>
+        <w:spacing w:after="40" w:before="0"/>
+      </w:pPr>
+      <w:r>
+        <w:t xml:space="preserve">     A. 24</w:t>
+      </w:r>
+    </w:p>
+    <w:p>
+      <w:pPr>
+        <w:spacing w:after="40" w:before="0"/>
+      </w:pPr>
+      <w:r>
+        <w:t xml:space="preserve">     B. 14</w:t>
+      </w:r>
+    </w:p>
+    <w:p>
+      <w:pPr>
+        <w:spacing w:after="40" w:before="0"/>
+      </w:pPr>
+      <w:r>
+        <w:t xml:space="preserve">     C. 10</w:t>
+      </w:r>
+    </w:p>
+    <w:p>
+      <w:pPr>
+        <w:spacing w:after="40" w:before="0"/>
+      </w:pPr>
+      <w:r>
+        <w:t xml:space="preserve">     D. 12</w:t>
       </w:r>
     </w:p>
     <w:p>
@@ -744,39 +1122,39 @@
           <w:b/>
           <w:bCs/>
         </w:rPr>
-        <w:t xml:space="preserve">4. A marinara recipe uses 4 cups of tomatoes for every 6 servings. The chef needs 18 servings. How many cups of tomatoes should she use?</w:t>
-      </w:r>
-    </w:p>
-    <w:p>
-      <w:pPr>
-        <w:spacing w:after="40" w:before="0"/>
-      </w:pPr>
-      <w:r>
-        <w:t xml:space="preserve">     A. 12 cups</w:t>
-      </w:r>
-    </w:p>
-    <w:p>
-      <w:pPr>
-        <w:spacing w:after="40" w:before="0"/>
-      </w:pPr>
-      <w:r>
-        <w:t xml:space="preserve">     B. 10 cups</w:t>
-      </w:r>
-    </w:p>
-    <w:p>
-      <w:pPr>
-        <w:spacing w:after="40" w:before="0"/>
-      </w:pPr>
-      <w:r>
-        <w:t xml:space="preserve">     C. 16 cups</w:t>
-      </w:r>
-    </w:p>
-    <w:p>
-      <w:pPr>
-        <w:spacing w:after="40" w:before="0"/>
-      </w:pPr>
-      <w:r>
-        <w:t xml:space="preserve">     D. 9 cups</w:t>
+        <w:t xml:space="preserve">4. How many liters is 2,000 milliliters?</w:t>
+      </w:r>
+    </w:p>
+    <w:p>
+      <w:pPr>
+        <w:spacing w:after="40" w:before="0"/>
+      </w:pPr>
+      <w:r>
+        <w:t xml:space="preserve">     A. 2 L</w:t>
+      </w:r>
+    </w:p>
+    <w:p>
+      <w:pPr>
+        <w:spacing w:after="40" w:before="0"/>
+      </w:pPr>
+      <w:r>
+        <w:t xml:space="preserve">     B. 2,000 L</w:t>
+      </w:r>
+    </w:p>
+    <w:p>
+      <w:pPr>
+        <w:spacing w:after="40" w:before="0"/>
+      </w:pPr>
+      <w:r>
+        <w:t xml:space="preserve">     C. 200 L</w:t>
+      </w:r>
+    </w:p>
+    <w:p>
+      <w:pPr>
+        <w:spacing w:after="40" w:before="0"/>
+      </w:pPr>
+      <w:r>
+        <w:t xml:space="preserve">     D. 20 L</w:t>
       </w:r>
     </w:p>
     <w:p>
@@ -799,39 +1177,39 @@
           <w:b/>
           <w:bCs/>
         </w:rPr>
-        <w:t xml:space="preserve">5. During a cooking-team relay, a chef plates 3 finished dishes for every 5 minutes she works. At the same rate, how many dishes will she plate in 20 minutes?</w:t>
-      </w:r>
-    </w:p>
-    <w:p>
-      <w:pPr>
-        <w:spacing w:after="40" w:before="0"/>
-      </w:pPr>
-      <w:r>
-        <w:t xml:space="preserve">     A. 12 dishes</w:t>
-      </w:r>
-    </w:p>
-    <w:p>
-      <w:pPr>
-        <w:spacing w:after="40" w:before="0"/>
-      </w:pPr>
-      <w:r>
-        <w:t xml:space="preserve">     B. 10 dishes</w:t>
-      </w:r>
-    </w:p>
-    <w:p>
-      <w:pPr>
-        <w:spacing w:after="40" w:before="0"/>
-      </w:pPr>
-      <w:r>
-        <w:t xml:space="preserve">     C. 15 dishes</w:t>
-      </w:r>
-    </w:p>
-    <w:p>
-      <w:pPr>
-        <w:spacing w:after="40" w:before="0"/>
-      </w:pPr>
-      <w:r>
-        <w:t xml:space="preserve">     D. 8 dishes</w:t>
+        <w:t xml:space="preserve">5. Which pair belongs to the SAME measurement system?</w:t>
+      </w:r>
+    </w:p>
+    <w:p>
+      <w:pPr>
+        <w:spacing w:after="40" w:before="0"/>
+      </w:pPr>
+      <w:r>
+        <w:t xml:space="preserve">     A. Cups and quarts</w:t>
+      </w:r>
+    </w:p>
+    <w:p>
+      <w:pPr>
+        <w:spacing w:after="40" w:before="0"/>
+      </w:pPr>
+      <w:r>
+        <w:t xml:space="preserve">     B. Inches and centimeters</w:t>
+      </w:r>
+    </w:p>
+    <w:p>
+      <w:pPr>
+        <w:spacing w:after="40" w:before="0"/>
+      </w:pPr>
+      <w:r>
+        <w:t xml:space="preserve">     C. Pounds and grams</w:t>
+      </w:r>
+    </w:p>
+    <w:p>
+      <w:pPr>
+        <w:spacing w:after="40" w:before="0"/>
+      </w:pPr>
+      <w:r>
+        <w:t xml:space="preserve">     D. Liters and gallons</w:t>
       </w:r>
     </w:p>
     <w:p>
@@ -854,259 +1232,471 @@
           <w:b/>
           <w:bCs/>
         </w:rPr>
-        <w:t xml:space="preserve">6. Level 2 Extension — Catch the Scaling Mistake</w:t>
-      </w:r>
-    </w:p>
-    <w:p>
-      <w:pPr>
-        <w:spacing w:after="40" w:before="0"/>
-      </w:pPr>
-      <w:r>
-        <w:t xml:space="preserve">   Step 1 (Read the recipe): Bread dough uses 7 cups of flour for every 2 eggs.</w:t>
-      </w:r>
-    </w:p>
-    <w:p>
-      <w:pPr>
-        <w:spacing w:after="40" w:before="0"/>
-      </w:pPr>
-      <w:r>
-        <w:t xml:space="preserve">   Step 2 (Find the scale factor): The chef needs 21 cups of flour. 21 divided by 7 = 3.</w:t>
-      </w:r>
-    </w:p>
-    <w:p>
-      <w:pPr>
-        <w:spacing w:after="40" w:before="0"/>
-      </w:pPr>
-      <w:r>
-        <w:t xml:space="preserve">   Step 3 (Scale the flour): 7 x 3 = 21 cups of flour.</w:t>
-      </w:r>
-    </w:p>
-    <w:p>
-      <w:pPr>
-        <w:spacing w:after="40" w:before="0"/>
-      </w:pPr>
-      <w:r>
-        <w:t xml:space="preserve">   Step 4 (Write the eggs): Eggs stay at 2, so use 2 eggs.</w:t>
-      </w:r>
-    </w:p>
-    <w:p>
-      <w:pPr>
-        <w:spacing w:after="60" w:before="0"/>
+        <w:t xml:space="preserve">6. </w:t>
+      </w:r>
+    </w:p>
+    <w:p>
+      <w:pPr>
+        <w:spacing w:after="60" w:before="120"/>
+      </w:pPr>
+      <w:r>
+        <w:rPr>
+          <w:color w:val="BBBBBB"/>
+        </w:rPr>
+        <w:t xml:space="preserve">______________________________________________________________________</w:t>
+      </w:r>
+    </w:p>
+    <w:p>
+      <w:pPr>
+        <w:spacing w:after="60" w:before="120"/>
+      </w:pPr>
+      <w:r>
+        <w:rPr>
+          <w:color w:val="BBBBBB"/>
+        </w:rPr>
+        <w:t xml:space="preserve">______________________________________________________________________</w:t>
+      </w:r>
+    </w:p>
+    <w:p>
+      <w:pPr>
+        <w:spacing w:after="60" w:before="120"/>
+      </w:pPr>
+      <w:r>
+        <w:rPr>
+          <w:color w:val="BBBBBB"/>
+        </w:rPr>
+        <w:t xml:space="preserve">______________________________________________________________________</w:t>
+      </w:r>
+    </w:p>
+    <w:p>
+      <w:pPr>
+        <w:spacing w:after="60" w:before="120"/>
+      </w:pPr>
+      <w:r>
+        <w:rPr>
+          <w:color w:val="BBBBBB"/>
+        </w:rPr>
+        <w:t xml:space="preserve">______________________________________________________________________</w:t>
+      </w:r>
+    </w:p>
+    <w:p>
+      <w:pPr>
+        <w:spacing w:after="80" w:before="0"/>
+      </w:pPr>
+      <w:r>
+        <w:rPr>
+          <w:b/>
+          <w:bCs/>
+        </w:rPr>
+        <w:t xml:space="preserve">7. There are 4 cups in 1 quart. Complete the conversion table.</w:t>
+      </w:r>
+    </w:p>
+    <w:tbl>
+      <w:tblPr>
+        <w:tblW w:type="pct" w:w="100%"/>
+        <w:tblBorders>
+          <w:top w:val="single" w:color="auto" w:sz="4"/>
+          <w:left w:val="single" w:color="auto" w:sz="4"/>
+          <w:bottom w:val="single" w:color="auto" w:sz="4"/>
+          <w:right w:val="single" w:color="auto" w:sz="4"/>
+          <w:insideH w:val="single" w:color="auto" w:sz="4"/>
+          <w:insideV w:val="single" w:color="auto" w:sz="4"/>
+        </w:tblBorders>
+      </w:tblPr>
+      <w:tblGrid>
+        <w:gridCol w:w="100"/>
+        <w:gridCol w:w="100"/>
+      </w:tblGrid>
+      <w:tr>
+        <w:trPr>
+          <w:tblHeader/>
+        </w:trPr>
+        <w:tc>
+          <w:tcPr>
+            <w:tcW w:type="pct" w:w="50%"/>
+          </w:tcPr>
+          <w:p>
+            <w:r>
+              <w:rPr>
+                <w:b/>
+                <w:bCs/>
+              </w:rPr>
+              <w:t xml:space="preserve">Quarts</w:t>
+            </w:r>
+          </w:p>
+        </w:tc>
+        <w:tc>
+          <w:tcPr>
+            <w:tcW w:type="pct" w:w="50%"/>
+          </w:tcPr>
+          <w:p>
+            <w:r>
+              <w:rPr>
+                <w:b/>
+                <w:bCs/>
+              </w:rPr>
+              <w:t xml:space="preserve">Cups</w:t>
+            </w:r>
+          </w:p>
+        </w:tc>
+      </w:tr>
+      <w:tr>
+        <w:tc>
+          <w:tcPr>
+            <w:tcW w:type="pct" w:w="50%"/>
+          </w:tcPr>
+          <w:p>
+            <w:r>
+              <w:rPr>
+                <w:b w:val="false"/>
+                <w:bCs w:val="false"/>
+              </w:rPr>
+              <w:t xml:space="preserve">1</w:t>
+            </w:r>
+          </w:p>
+        </w:tc>
+        <w:tc>
+          <w:tcPr>
+            <w:tcW w:type="pct" w:w="50%"/>
+          </w:tcPr>
+          <w:p>
+            <w:r>
+              <w:rPr>
+                <w:b w:val="false"/>
+                <w:bCs w:val="false"/>
+              </w:rPr>
+              <w:t xml:space="preserve">4</w:t>
+            </w:r>
+          </w:p>
+        </w:tc>
+      </w:tr>
+      <w:tr>
+        <w:tc>
+          <w:tcPr>
+            <w:tcW w:type="pct" w:w="50%"/>
+          </w:tcPr>
+          <w:p>
+            <w:r>
+              <w:rPr>
+                <w:b w:val="false"/>
+                <w:bCs w:val="false"/>
+              </w:rPr>
+              <w:t xml:space="preserve">3</w:t>
+            </w:r>
+          </w:p>
+        </w:tc>
+        <w:tc>
+          <w:tcPr>
+            <w:tcW w:type="pct" w:w="50%"/>
+          </w:tcPr>
+          <w:p>
+            <w:r>
+              <w:rPr>
+                <w:b w:val="false"/>
+                <w:bCs w:val="false"/>
+              </w:rPr>
+              <w:t xml:space="preserve"> </w:t>
+            </w:r>
+          </w:p>
+        </w:tc>
+      </w:tr>
+      <w:tr>
+        <w:tc>
+          <w:tcPr>
+            <w:tcW w:type="pct" w:w="50%"/>
+          </w:tcPr>
+          <w:p>
+            <w:r>
+              <w:rPr>
+                <w:b w:val="false"/>
+                <w:bCs w:val="false"/>
+              </w:rPr>
+              <w:t xml:space="preserve">6</w:t>
+            </w:r>
+          </w:p>
+        </w:tc>
+        <w:tc>
+          <w:tcPr>
+            <w:tcW w:type="pct" w:w="50%"/>
+          </w:tcPr>
+          <w:p>
+            <w:r>
+              <w:rPr>
+                <w:b w:val="false"/>
+                <w:bCs w:val="false"/>
+              </w:rPr>
+              <w:t xml:space="preserve"> </w:t>
+            </w:r>
+          </w:p>
+        </w:tc>
+      </w:tr>
+    </w:tbl>
+    <w:p>
+      <w:pPr>
+        <w:spacing w:after="60" w:before="120"/>
+      </w:pPr>
+      <w:r>
+        <w:rPr>
+          <w:color w:val="BBBBBB"/>
+        </w:rPr>
+        <w:t xml:space="preserve">______________________________________________________________________</w:t>
+      </w:r>
+    </w:p>
+    <w:p>
+      <w:pPr>
+        <w:spacing w:after="80" w:before="0"/>
+      </w:pPr>
+      <w:r>
+        <w:rPr>
+          <w:b/>
+          <w:bCs/>
+        </w:rPr>
+        <w:t xml:space="preserve">8. There are 1,000 milliliters in 1 liter. Complete the double number line as a table.</w:t>
+      </w:r>
+    </w:p>
+    <w:tbl>
+      <w:tblPr>
+        <w:tblW w:type="pct" w:w="100%"/>
+        <w:tblBorders>
+          <w:top w:val="single" w:color="auto" w:sz="4"/>
+          <w:left w:val="single" w:color="auto" w:sz="4"/>
+          <w:bottom w:val="single" w:color="auto" w:sz="4"/>
+          <w:right w:val="single" w:color="auto" w:sz="4"/>
+          <w:insideH w:val="single" w:color="auto" w:sz="4"/>
+          <w:insideV w:val="single" w:color="auto" w:sz="4"/>
+        </w:tblBorders>
+      </w:tblPr>
+      <w:tblGrid>
+        <w:gridCol w:w="100"/>
+        <w:gridCol w:w="100"/>
+      </w:tblGrid>
+      <w:tr>
+        <w:trPr>
+          <w:tblHeader/>
+        </w:trPr>
+        <w:tc>
+          <w:tcPr>
+            <w:tcW w:type="pct" w:w="50%"/>
+          </w:tcPr>
+          <w:p>
+            <w:r>
+              <w:rPr>
+                <w:b/>
+                <w:bCs/>
+              </w:rPr>
+              <w:t xml:space="preserve">Liters</w:t>
+            </w:r>
+          </w:p>
+        </w:tc>
+        <w:tc>
+          <w:tcPr>
+            <w:tcW w:type="pct" w:w="50%"/>
+          </w:tcPr>
+          <w:p>
+            <w:r>
+              <w:rPr>
+                <w:b/>
+                <w:bCs/>
+              </w:rPr>
+              <w:t xml:space="preserve">Milliliters</w:t>
+            </w:r>
+          </w:p>
+        </w:tc>
+      </w:tr>
+      <w:tr>
+        <w:tc>
+          <w:tcPr>
+            <w:tcW w:type="pct" w:w="50%"/>
+          </w:tcPr>
+          <w:p>
+            <w:r>
+              <w:rPr>
+                <w:b w:val="false"/>
+                <w:bCs w:val="false"/>
+              </w:rPr>
+              <w:t xml:space="preserve">1</w:t>
+            </w:r>
+          </w:p>
+        </w:tc>
+        <w:tc>
+          <w:tcPr>
+            <w:tcW w:type="pct" w:w="50%"/>
+          </w:tcPr>
+          <w:p>
+            <w:r>
+              <w:rPr>
+                <w:b w:val="false"/>
+                <w:bCs w:val="false"/>
+              </w:rPr>
+              <w:t xml:space="preserve">1,000</w:t>
+            </w:r>
+          </w:p>
+        </w:tc>
+      </w:tr>
+      <w:tr>
+        <w:tc>
+          <w:tcPr>
+            <w:tcW w:type="pct" w:w="50%"/>
+          </w:tcPr>
+          <w:p>
+            <w:r>
+              <w:rPr>
+                <w:b w:val="false"/>
+                <w:bCs w:val="false"/>
+              </w:rPr>
+              <w:t xml:space="preserve">2</w:t>
+            </w:r>
+          </w:p>
+        </w:tc>
+        <w:tc>
+          <w:tcPr>
+            <w:tcW w:type="pct" w:w="50%"/>
+          </w:tcPr>
+          <w:p>
+            <w:r>
+              <w:rPr>
+                <w:b w:val="false"/>
+                <w:bCs w:val="false"/>
+              </w:rPr>
+              <w:t xml:space="preserve"> </w:t>
+            </w:r>
+          </w:p>
+        </w:tc>
+      </w:tr>
+      <w:tr>
+        <w:tc>
+          <w:tcPr>
+            <w:tcW w:type="pct" w:w="50%"/>
+          </w:tcPr>
+          <w:p>
+            <w:r>
+              <w:rPr>
+                <w:b w:val="false"/>
+                <w:bCs w:val="false"/>
+              </w:rPr>
+              <w:t xml:space="preserve">4</w:t>
+            </w:r>
+          </w:p>
+        </w:tc>
+        <w:tc>
+          <w:tcPr>
+            <w:tcW w:type="pct" w:w="50%"/>
+          </w:tcPr>
+          <w:p>
+            <w:r>
+              <w:rPr>
+                <w:b w:val="false"/>
+                <w:bCs w:val="false"/>
+              </w:rPr>
+              <w:t xml:space="preserve"> </w:t>
+            </w:r>
+          </w:p>
+        </w:tc>
+      </w:tr>
+    </w:tbl>
+    <w:p>
+      <w:pPr>
+        <w:spacing w:after="60" w:before="120"/>
+      </w:pPr>
+      <w:r>
+        <w:rPr>
+          <w:color w:val="BBBBBB"/>
+        </w:rPr>
+        <w:t xml:space="preserve">______________________________________________________________________</w:t>
+      </w:r>
+    </w:p>
+    <w:p>
+      <w:r>
+        <w:br w:type="page"/>
+      </w:r>
+    </w:p>
+    <w:p>
+      <w:pPr>
+        <w:pStyle w:val="Heading1"/>
+        <w:spacing w:after="120"/>
+      </w:pPr>
+      <w:r>
+        <w:rPr>
+          <w:b/>
+          <w:bCs/>
+        </w:rPr>
+        <w:t xml:space="preserve">Answer Key (Teacher)</w:t>
+      </w:r>
+    </w:p>
+    <w:p>
+      <w:pPr>
+        <w:spacing w:after="40" w:before="0"/>
+      </w:pPr>
+      <w:r>
+        <w:rPr>
+          <w:b/>
+          <w:bCs/>
+        </w:rPr>
+        <w:t xml:space="preserve">1. A. 60 inches</w:t>
+      </w:r>
+    </w:p>
+    <w:p>
+      <w:pPr>
+        <w:spacing w:after="20" w:before="0"/>
+      </w:pPr>
+      <w:r>
+        <w:t xml:space="preserve">     Inches are smaller than feet, so multiply by the unit ratio: 5 × 12 = 60 inches.</w:t>
+      </w:r>
+    </w:p>
+    <w:p>
+      <w:pPr>
+        <w:spacing w:after="80" w:before="0"/>
       </w:pPr>
       <w:r>
         <w:rPr>
           <w:i/>
           <w:iCs/>
         </w:rPr>
-        <w:t xml:space="preserve">Which step has the mistake? Explain and fix it:</w:t>
-      </w:r>
-    </w:p>
-    <w:p>
-      <w:pPr>
-        <w:spacing w:after="60" w:before="120"/>
-      </w:pPr>
-      <w:r>
-        <w:rPr>
-          <w:color w:val="BBBBBB"/>
-        </w:rPr>
-        <w:t xml:space="preserve">______________________________________________________________________</w:t>
-      </w:r>
-    </w:p>
-    <w:p>
-      <w:pPr>
-        <w:spacing w:after="60" w:before="120"/>
-      </w:pPr>
-      <w:r>
-        <w:rPr>
-          <w:color w:val="BBBBBB"/>
-        </w:rPr>
-        <w:t xml:space="preserve">______________________________________________________________________</w:t>
-      </w:r>
-    </w:p>
-    <w:p>
-      <w:pPr>
-        <w:spacing w:after="60" w:before="120"/>
-      </w:pPr>
-      <w:r>
-        <w:rPr>
-          <w:color w:val="BBBBBB"/>
-        </w:rPr>
-        <w:t xml:space="preserve">______________________________________________________________________</w:t>
+        <w:t xml:space="preserve">     Watch for: A common mistake when converting within a measurement system is choosing the operation by habit instead of by unit size — multiplying every time. Converting 36 inches to feet by multiplying gives 36 × 12 = 432 feet, taller than a 40-story building. Ask first which unit is smaller: it takes MORE small units to make the same amount, so going to a smaller unit multiplies, and going to a larger unit divides.</w:t>
+      </w:r>
+    </w:p>
+    <w:p>
+      <w:pPr>
+        <w:spacing w:after="40" w:before="0"/>
+      </w:pPr>
+      <w:r>
+        <w:rPr>
+          <w:b/>
+          <w:bCs/>
+        </w:rPr>
+        <w:t xml:space="preserve">2. A. 3,000 mL</w:t>
+      </w:r>
+    </w:p>
+    <w:p>
+      <w:pPr>
+        <w:spacing w:after="20" w:before="0"/>
+      </w:pPr>
+      <w:r>
+        <w:t xml:space="preserve">     Multiply by the unit ratio: 3 × 1,000 = 3,000 milliliters.</w:t>
       </w:r>
     </w:p>
     <w:p>
       <w:pPr>
         <w:spacing w:after="80" w:before="0"/>
-      </w:pPr>
-      <w:r>
-        <w:rPr>
-          <w:b/>
-          <w:bCs/>
-        </w:rPr>
-        <w:t xml:space="preserve">7. Find Priya's Mistake</w:t>
-      </w:r>
-    </w:p>
-    <w:p>
-      <w:pPr>
-        <w:spacing w:after="40" w:before="0"/>
-      </w:pPr>
-      <w:r>
-        <w:t xml:space="preserve">   Step 1 (Set up the proportion): 5/8 = x/32</w:t>
-      </w:r>
-    </w:p>
-    <w:p>
-      <w:pPr>
-        <w:spacing w:after="40" w:before="0"/>
-      </w:pPr>
-      <w:r>
-        <w:t xml:space="preserve">   Step 2 (Find the scale factor): 32 ÷ 8 = 4</w:t>
-      </w:r>
-    </w:p>
-    <w:p>
-      <w:pPr>
-        <w:spacing w:after="40" w:before="0"/>
-      </w:pPr>
-      <w:r>
-        <w:t xml:space="preserve">   Step 3 (Solve for x): 5 + 4 = 9</w:t>
-      </w:r>
-    </w:p>
-    <w:p>
-      <w:pPr>
-        <w:spacing w:after="40" w:before="0"/>
-      </w:pPr>
-      <w:r>
-        <w:t xml:space="preserve">   Step 4 (Answer): x = 9</w:t>
-      </w:r>
-    </w:p>
-    <w:p>
-      <w:pPr>
-        <w:spacing w:after="60" w:before="0"/>
       </w:pPr>
       <w:r>
         <w:rPr>
           <w:i/>
           <w:iCs/>
         </w:rPr>
-        <w:t xml:space="preserve">Which step has the mistake? Explain and fix it:</w:t>
-      </w:r>
-    </w:p>
-    <w:p>
-      <w:pPr>
-        <w:spacing w:after="60" w:before="120"/>
-      </w:pPr>
-      <w:r>
-        <w:rPr>
-          <w:color w:val="BBBBBB"/>
-        </w:rPr>
-        <w:t xml:space="preserve">______________________________________________________________________</w:t>
-      </w:r>
-    </w:p>
-    <w:p>
-      <w:pPr>
-        <w:spacing w:after="60" w:before="120"/>
-      </w:pPr>
-      <w:r>
-        <w:rPr>
-          <w:color w:val="BBBBBB"/>
-        </w:rPr>
-        <w:t xml:space="preserve">______________________________________________________________________</w:t>
-      </w:r>
-    </w:p>
-    <w:p>
-      <w:pPr>
-        <w:spacing w:after="60" w:before="120"/>
-      </w:pPr>
-      <w:r>
-        <w:rPr>
-          <w:color w:val="BBBBBB"/>
-        </w:rPr>
-        <w:t xml:space="preserve">______________________________________________________________________</w:t>
-      </w:r>
-    </w:p>
-    <w:p>
-      <w:pPr>
-        <w:spacing w:after="80" w:before="0"/>
-      </w:pPr>
-      <w:r>
-        <w:rPr>
-          <w:b/>
-          <w:bCs/>
-        </w:rPr>
-        <w:t xml:space="preserve">8. </w:t>
-      </w:r>
-    </w:p>
-    <w:p>
-      <w:pPr>
-        <w:spacing w:after="60" w:before="120"/>
-      </w:pPr>
-      <w:r>
-        <w:rPr>
-          <w:color w:val="BBBBBB"/>
-        </w:rPr>
-        <w:t xml:space="preserve">______________________________________________________________________</w:t>
-      </w:r>
-    </w:p>
-    <w:p>
-      <w:pPr>
-        <w:spacing w:after="60" w:before="120"/>
-      </w:pPr>
-      <w:r>
-        <w:rPr>
-          <w:color w:val="BBBBBB"/>
-        </w:rPr>
-        <w:t xml:space="preserve">______________________________________________________________________</w:t>
-      </w:r>
-    </w:p>
-    <w:p>
-      <w:pPr>
-        <w:spacing w:after="60" w:before="120"/>
-      </w:pPr>
-      <w:r>
-        <w:rPr>
-          <w:color w:val="BBBBBB"/>
-        </w:rPr>
-        <w:t xml:space="preserve">______________________________________________________________________</w:t>
-      </w:r>
-    </w:p>
-    <w:p>
-      <w:pPr>
-        <w:spacing w:after="60" w:before="120"/>
-      </w:pPr>
-      <w:r>
-        <w:rPr>
-          <w:color w:val="BBBBBB"/>
-        </w:rPr>
-        <w:t xml:space="preserve">______________________________________________________________________</w:t>
-      </w:r>
-    </w:p>
-    <w:p>
-      <w:r>
-        <w:br w:type="page"/>
-      </w:r>
-    </w:p>
-    <w:p>
-      <w:pPr>
-        <w:pStyle w:val="Heading1"/>
-        <w:spacing w:after="120"/>
-      </w:pPr>
-      <w:r>
-        <w:rPr>
-          <w:b/>
-          <w:bCs/>
-        </w:rPr>
-        <w:t xml:space="preserve">Answer Key (Teacher)</w:t>
-      </w:r>
-    </w:p>
-    <w:p>
-      <w:pPr>
-        <w:spacing w:after="40" w:before="0"/>
-      </w:pPr>
-      <w:r>
-        <w:rPr>
-          <w:b/>
-          <w:bCs/>
-        </w:rPr>
-        <w:t xml:space="preserve">1. A. 12</w:t>
+        <w:t xml:space="preserve">     Watch for: A common mistake when converting within a measurement system is choosing the operation by habit instead of by unit size — multiplying every time. Converting 36 inches to feet by multiplying gives 36 × 12 = 432 feet, taller than a 40-story building. Ask first which unit is smaller: it takes MORE small units to make the same amount, so going to a smaller unit multiplies, and going to a larger unit divides.</w:t>
+      </w:r>
+    </w:p>
+    <w:p>
+      <w:pPr>
+        <w:spacing w:after="40" w:before="0"/>
+      </w:pPr>
+      <w:r>
+        <w:rPr>
+          <w:b/>
+          <w:bCs/>
+        </w:rPr>
+        <w:t xml:space="preserve">3. A. 24</w:t>
       </w:r>
     </w:p>
     <w:p>
@@ -1114,7 +1704,7 @@
         <w:spacing w:after="20" w:before="0"/>
       </w:pPr>
       <w:r>
-        <w:t xml:space="preserve">     Scale factor: 30 ÷ 10 = 3. Multiply broth by 3: 4 × 3 = 12 cups.</w:t>
+        <w:t xml:space="preserve">     2 × 12 = 24 inches.</w:t>
       </w:r>
     </w:p>
     <w:p>
@@ -1126,19 +1716,19 @@
           <w:i/>
           <w:iCs/>
         </w:rPr>
-        <w:t xml:space="preserve">     Watch for: A common mistake in Use Ratio Reasoning is scaling by adding instead of multiplying: since the banquet has 120 − 8 = 112 more guests than the recipe serves, some students add 112 to the ingredient amount instead of finding the scale factor. For Chef Reyes's recipe that serves 8 people with 5 cups of tomatoes, scaling up to 120 guests this way gives 5 + 112 = 117 cups of tomatoes — a wildly wrong answer. Ratios scale multiplicatively, not additively: find the scale factor first (120 ÷ 8 = 15), then multiply the ingredient by that same scale factor: 5 × 15 = 75 cups of tomatoes. Before you submit, check that you multiplied every part of the ratio by the same scale factor instead of adding the same amount to each.</w:t>
-      </w:r>
-    </w:p>
-    <w:p>
-      <w:pPr>
-        <w:spacing w:after="40" w:before="0"/>
-      </w:pPr>
-      <w:r>
-        <w:rPr>
-          <w:b/>
-          <w:bCs/>
-        </w:rPr>
-        <w:t xml:space="preserve">2. A. Yes, both simplify to 2:3</w:t>
+        <w:t xml:space="preserve">     Watch for: A common mistake when converting within a measurement system is choosing the operation by habit instead of by unit size — multiplying every time. Converting 36 inches to feet by multiplying gives 36 × 12 = 432 feet, taller than a 40-story building. Ask first which unit is smaller: it takes MORE small units to make the same amount, so going to a smaller unit multiplies, and going to a larger unit divides.</w:t>
+      </w:r>
+    </w:p>
+    <w:p>
+      <w:pPr>
+        <w:spacing w:after="40" w:before="0"/>
+      </w:pPr>
+      <w:r>
+        <w:rPr>
+          <w:b/>
+          <w:bCs/>
+        </w:rPr>
+        <w:t xml:space="preserve">4. A. 2 L</w:t>
       </w:r>
     </w:p>
     <w:p>
@@ -1146,7 +1736,7 @@
         <w:spacing w:after="20" w:before="0"/>
       </w:pPr>
       <w:r>
-        <w:t xml:space="preserve">     Divide 6:9 by 3 to get 2:3. Since both ratios simplify to 2:3, they are equivalent.</w:t>
+        <w:t xml:space="preserve">     Liters are the larger unit, so divide: 2,000 ÷ 1,000 = 2 liters.</w:t>
       </w:r>
     </w:p>
     <w:p>
@@ -1158,19 +1748,19 @@
           <w:i/>
           <w:iCs/>
         </w:rPr>
-        <w:t xml:space="preserve">     Watch for: A common mistake in Use Ratio Reasoning is scaling by adding instead of multiplying: since the banquet has 120 − 8 = 112 more guests than the recipe serves, some students add 112 to the ingredient amount instead of finding the scale factor. For Chef Reyes's recipe that serves 8 people with 5 cups of tomatoes, scaling up to 120 guests this way gives 5 + 112 = 117 cups of tomatoes — a wildly wrong answer. Ratios scale multiplicatively, not additively: find the scale factor first (120 ÷ 8 = 15), then multiply the ingredient by that same scale factor: 5 × 15 = 75 cups of tomatoes. Before you submit, check that you multiplied every part of the ratio by the same scale factor instead of adding the same amount to each.</w:t>
-      </w:r>
-    </w:p>
-    <w:p>
-      <w:pPr>
-        <w:spacing w:after="40" w:before="0"/>
-      </w:pPr>
-      <w:r>
-        <w:rPr>
-          <w:b/>
-          <w:bCs/>
-        </w:rPr>
-        <w:t xml:space="preserve">3. A. 6 eggs</w:t>
+        <w:t xml:space="preserve">     Watch for: A common mistake when converting within a measurement system is choosing the operation by habit instead of by unit size — multiplying every time. Converting 36 inches to feet by multiplying gives 36 × 12 = 432 feet, taller than a 40-story building. Ask first which unit is smaller: it takes MORE small units to make the same amount, so going to a smaller unit multiplies, and going to a larger unit divides.</w:t>
+      </w:r>
+    </w:p>
+    <w:p>
+      <w:pPr>
+        <w:spacing w:after="40" w:before="0"/>
+      </w:pPr>
+      <w:r>
+        <w:rPr>
+          <w:b/>
+          <w:bCs/>
+        </w:rPr>
+        <w:t xml:space="preserve">5. A. Cups and quarts</w:t>
       </w:r>
     </w:p>
     <w:p>
@@ -1178,7 +1768,7 @@
         <w:spacing w:after="20" w:before="0"/>
       </w:pPr>
       <w:r>
-        <w:t xml:space="preserve">     Scale factor: 9 cups divided by 3 cups = 3. Multiply the eggs by the same factor: 2 x 3 = 6 eggs.</w:t>
+        <w:t xml:space="preserve">     Cups and quarts are both customary units of capacity. The other pairs each mix a customary unit with a metric one.</w:t>
       </w:r>
     </w:p>
     <w:p>
@@ -1190,19 +1780,19 @@
           <w:i/>
           <w:iCs/>
         </w:rPr>
-        <w:t xml:space="preserve">     Watch for: A common mistake in Use Ratio Reasoning is scaling by adding instead of multiplying: since the banquet has 120 − 8 = 112 more guests than the recipe serves, some students add 112 to the ingredient amount instead of finding the scale factor. For Chef Reyes's recipe that serves 8 people with 5 cups of tomatoes, scaling up to 120 guests this way gives 5 + 112 = 117 cups of tomatoes — a wildly wrong answer. Ratios scale multiplicatively, not additively: find the scale factor first (120 ÷ 8 = 15), then multiply the ingredient by that same scale factor: 5 × 15 = 75 cups of tomatoes. Before you submit, check that you multiplied every part of the ratio by the same scale factor instead of adding the same amount to each.</w:t>
-      </w:r>
-    </w:p>
-    <w:p>
-      <w:pPr>
-        <w:spacing w:after="40" w:before="0"/>
-      </w:pPr>
-      <w:r>
-        <w:rPr>
-          <w:b/>
-          <w:bCs/>
-        </w:rPr>
-        <w:t xml:space="preserve">4. A. 12 cups</w:t>
+        <w:t xml:space="preserve">     Watch for: A common mistake when converting within a measurement system is choosing the operation by habit instead of by unit size — multiplying every time. Converting 36 inches to feet by multiplying gives 36 × 12 = 432 feet, taller than a 40-story building. Ask first which unit is smaller: it takes MORE small units to make the same amount, so going to a smaller unit multiplies, and going to a larger unit divides.</w:t>
+      </w:r>
+    </w:p>
+    <w:p>
+      <w:pPr>
+        <w:spacing w:after="40" w:before="0"/>
+      </w:pPr>
+      <w:r>
+        <w:rPr>
+          <w:b/>
+          <w:bCs/>
+        </w:rPr>
+        <w:t xml:space="preserve">6. Open response — answers will vary.</w:t>
       </w:r>
     </w:p>
     <w:p>
@@ -1210,31 +1800,19 @@
         <w:spacing w:after="20" w:before="0"/>
       </w:pPr>
       <w:r>
-        <w:t xml:space="preserve">     Scale factor: 18 servings divided by 6 servings = 3. Multiply the tomatoes by 3: 4 x 3 = 12 cups.</w:t>
-      </w:r>
-    </w:p>
-    <w:p>
-      <w:pPr>
-        <w:spacing w:after="80" w:before="0"/>
-      </w:pPr>
-      <w:r>
-        <w:rPr>
-          <w:i/>
-          <w:iCs/>
-        </w:rPr>
-        <w:t xml:space="preserve">     Watch for: A common mistake in Use Ratio Reasoning is scaling by adding instead of multiplying: since the banquet has 120 − 8 = 112 more guests than the recipe serves, some students add 112 to the ingredient amount instead of finding the scale factor. For Chef Reyes's recipe that serves 8 people with 5 cups of tomatoes, scaling up to 120 guests this way gives 5 + 112 = 117 cups of tomatoes — a wildly wrong answer. Ratios scale multiplicatively, not additively: find the scale factor first (120 ÷ 8 = 15), then multiply the ingredient by that same scale factor: 5 × 15 = 75 cups of tomatoes. Before you submit, check that you multiplied every part of the ratio by the same scale factor instead of adding the same amount to each.</w:t>
-      </w:r>
-    </w:p>
-    <w:p>
-      <w:pPr>
-        <w:spacing w:after="40" w:before="0"/>
-      </w:pPr>
-      <w:r>
-        <w:rPr>
-          <w:b/>
-          <w:bCs/>
-        </w:rPr>
-        <w:t xml:space="preserve">5. A. 12 dishes</w:t>
+        <w:t xml:space="preserve">     Sample: Total mix: 4 posts × 250 ounces = 1,000 ounces. Bags needed: 1,000 ÷ 80 = 12.5, and you cannot buy half a bag, so she needs 13 bags. Water: each bag takes 1 quart, so 13 bags take 13 quarts. Converting to cups with the unit ratio 4 cups : 1 quart, 13 × 4 = 52 cups of water. The two conversions go opposite ways: ounces to bags divides (a bag is the larger unit), while quarts to cups multiplies (a cup is the smaller unit).</w:t>
+      </w:r>
+    </w:p>
+    <w:p>
+      <w:pPr>
+        <w:spacing w:after="40" w:before="0"/>
+      </w:pPr>
+      <w:r>
+        <w:rPr>
+          <w:b/>
+          <w:bCs/>
+        </w:rPr>
+        <w:t xml:space="preserve">7. There are 4 cups in 1 quart. Complete the conversion table.</w:t>
       </w:r>
     </w:p>
     <w:p>
@@ -1242,31 +1820,7 @@
         <w:spacing w:after="20" w:before="0"/>
       </w:pPr>
       <w:r>
-        <w:t xml:space="preserve">     Scale factor: 20 minutes divided by 5 minutes = 4. Multiply the dishes by 4: 3 x 4 = 12 dishes.</w:t>
-      </w:r>
-    </w:p>
-    <w:p>
-      <w:pPr>
-        <w:spacing w:after="80" w:before="0"/>
-      </w:pPr>
-      <w:r>
-        <w:rPr>
-          <w:i/>
-          <w:iCs/>
-        </w:rPr>
-        <w:t xml:space="preserve">     Watch for: A common mistake in Use Ratio Reasoning is scaling by adding instead of multiplying: since the banquet has 120 − 8 = 112 more guests than the recipe serves, some students add 112 to the ingredient amount instead of finding the scale factor. For Chef Reyes's recipe that serves 8 people with 5 cups of tomatoes, scaling up to 120 guests this way gives 5 + 112 = 117 cups of tomatoes — a wildly wrong answer. Ratios scale multiplicatively, not additively: find the scale factor first (120 ÷ 8 = 15), then multiply the ingredient by that same scale factor: 5 × 15 = 75 cups of tomatoes. Before you submit, check that you multiplied every part of the ratio by the same scale factor instead of adding the same amount to each.</w:t>
-      </w:r>
-    </w:p>
-    <w:p>
-      <w:pPr>
-        <w:spacing w:after="40" w:before="0"/>
-      </w:pPr>
-      <w:r>
-        <w:rPr>
-          <w:b/>
-          <w:bCs/>
-        </w:rPr>
-        <w:t xml:space="preserve">6. Level 2 Extension — Catch the Scaling Mistake</w:t>
+        <w:t xml:space="preserve">     3 — Cups: 12</w:t>
       </w:r>
     </w:p>
     <w:p>
@@ -1274,7 +1828,27 @@
         <w:spacing w:after="20" w:before="0"/>
       </w:pPr>
       <w:r>
-        <w:t xml:space="preserve">     The mistake is in Step 4.</w:t>
+        <w:t xml:space="preserve">     6 — Cups: 24</w:t>
+      </w:r>
+    </w:p>
+    <w:p>
+      <w:pPr>
+        <w:spacing w:after="40" w:before="0"/>
+      </w:pPr>
+      <w:r>
+        <w:t xml:space="preserve"/>
+      </w:r>
+    </w:p>
+    <w:p>
+      <w:pPr>
+        <w:spacing w:after="40" w:before="0"/>
+      </w:pPr>
+      <w:r>
+        <w:rPr>
+          <w:b/>
+          <w:bCs/>
+        </w:rPr>
+        <w:t xml:space="preserve">8. There are 1,000 milliliters in 1 liter. Complete the double number line as a table.</w:t>
       </w:r>
     </w:p>
     <w:p>
@@ -1282,27 +1856,7 @@
         <w:spacing w:after="20" w:before="0"/>
       </w:pPr>
       <w:r>
-        <w:t xml:space="preserve">     Correct work: Multiply the eggs by the SAME scale factor of 3: 2 x 3 = 6 eggs. Both parts of the ratio must be scaled, not just the flour.</w:t>
-      </w:r>
-    </w:p>
-    <w:p>
-      <w:pPr>
-        <w:spacing w:after="80" w:before="0"/>
-      </w:pPr>
-      <w:r>
-        <w:t xml:space="preserve">     Watch for: The last step kept the eggs at 2 even though the flour had just been multiplied by the scale factor of 3. A ratio stays equivalent only when both parts are scaled the same way, so the eggs become 2 × 3 = 6 and the recipe reads 21 cups of flour to 6 eggs.</w:t>
-      </w:r>
-    </w:p>
-    <w:p>
-      <w:pPr>
-        <w:spacing w:after="40" w:before="0"/>
-      </w:pPr>
-      <w:r>
-        <w:rPr>
-          <w:b/>
-          <w:bCs/>
-        </w:rPr>
-        <w:t xml:space="preserve">7. Find Priya's Mistake</w:t>
+        <w:t xml:space="preserve">     2 — Milliliters: 2,000</w:t>
       </w:r>
     </w:p>
     <w:p>
@@ -1310,51 +1864,15 @@
         <w:spacing w:after="20" w:before="0"/>
       </w:pPr>
       <w:r>
-        <w:t xml:space="preserve">     The mistake is in Step 3.</w:t>
-      </w:r>
-    </w:p>
-    <w:p>
-      <w:pPr>
-        <w:spacing w:after="20" w:before="0"/>
-      </w:pPr>
-      <w:r>
-        <w:t xml:space="preserve">     Correct work: 5 × 4 = 20 (multiply by the scale factor, don't add it)</w:t>
-      </w:r>
-    </w:p>
-    <w:p>
-      <w:pPr>
-        <w:spacing w:after="80" w:before="0"/>
-      </w:pPr>
-      <w:r>
-        <w:t xml:space="preserve">     Watch for: In the solving step Priya added the scale factor to 5 instead of multiplying by it. Since 32 is 8 × 4, the top of the fraction scales the same way: 5 × 4 = 20, so x = 20 and 20/32 simplifies right back to 5/8.</w:t>
-      </w:r>
-    </w:p>
-    <w:p>
-      <w:pPr>
-        <w:spacing w:after="40" w:before="0"/>
-      </w:pPr>
-      <w:r>
-        <w:rPr>
-          <w:b/>
-          <w:bCs/>
-        </w:rPr>
-        <w:t xml:space="preserve">8. Open response — answers will vary.</w:t>
-      </w:r>
-    </w:p>
-    <w:p>
-      <w:pPr>
-        <w:spacing w:after="20" w:before="0"/>
-      </w:pPr>
-      <w:r>
-        <w:t xml:space="preserve">     Sample: Method 1 (scale factor): 15 ÷ 6 = 2.5. Multiply rice by 2.5: 4 × 2.5 = 10 cups. Method 2 (unit rate): 4 ÷ 6 = 2/3 cup per person. For 15 people: 2/3 × 15 = 10 cups. Both methods give 10 cups of rice.</w:t>
-      </w:r>
-    </w:p>
-    <w:p>
-      <w:pPr>
-        <w:spacing w:after="80" w:before="0"/>
-      </w:pPr>
-      <w:r>
-        <w:t xml:space="preserve">     Look for key words: 10 cups, 2.5, scale factor, unit rate, 2/3, both methods.</w:t>
+        <w:t xml:space="preserve">     4 — Milliliters: 4,000</w:t>
+      </w:r>
+    </w:p>
+    <w:p>
+      <w:pPr>
+        <w:spacing w:after="40" w:before="0"/>
+      </w:pPr>
+      <w:r>
+        <w:t xml:space="preserve"/>
       </w:r>
     </w:p>
     <w:sectPr>
